--- a/partnerships/sogotrade/Lux_SogoTrade_Strategic_Partnership_Agreement.docx
+++ b/partnerships/sogotrade/Lux_SogoTrade_Strategic_Partnership_Agreement.docx
@@ -3037,6 +3037,333 @@
           <w:i w:val="0"/>
         </w:rPr>
         <w:t>Date:  ________________________________________________</w:t>
+      </w:r>
+    </w:p>
+    <w:p>
+      <w:r>
+        <w:br w:type="page"/>
+      </w:r>
+    </w:p>
+    <w:p>
+      <w:pPr>
+        <w:jc w:val="left"/>
+      </w:pPr>
+      <w:r>
+        <w:rPr>
+          <w:b/>
+          <w:sz w:val="24"/>
+        </w:rPr>
+        <w:t>ANNEX B — LUX ECOSYSTEM CROSS-REFERENCE</w:t>
+      </w:r>
+    </w:p>
+    <w:p>
+      <w:pPr>
+        <w:spacing w:after="120"/>
+      </w:pPr>
+      <w:r>
+        <w:t>This Annex enumerates the named Lux × Local Partner agreements in force or contemplated under the Lux ecosystem at the time of this Agreement. Each named arrangement operates on the same 50/50 net partnership revenue above documented costs structure; partner interoperability is mediated by the Lux backend (bankd, treasuryd, forexd, brokerd, amld, bridge, kms, mpc) and the white-label @luxfi/brand tenant override mechanism. This Annex is informational; it does not modify the substantive terms of this Agreement.</w:t>
+      </w:r>
+    </w:p>
+    <w:p>
+      <w:pPr>
+        <w:spacing w:before="160" w:after="40"/>
+      </w:pPr>
+      <w:r>
+        <w:rPr>
+          <w:b/>
+        </w:rPr>
+        <w:t>SF Private Bank  (OG-SP-2026-SFPB)</w:t>
+      </w:r>
+    </w:p>
+    <w:p>
+      <w:pPr>
+        <w:spacing w:after="40"/>
+        <w:ind w:left="360"/>
+      </w:pPr>
+      <w:r>
+        <w:rPr>
+          <w:b/>
+        </w:rPr>
+        <w:t xml:space="preserve">Region: </w:t>
+      </w:r>
+      <w:r>
+        <w:t>United States + Canada</w:t>
+      </w:r>
+    </w:p>
+    <w:p>
+      <w:pPr>
+        <w:spacing w:after="40"/>
+        <w:ind w:left="360"/>
+      </w:pPr>
+      <w:r>
+        <w:rPr>
+          <w:b/>
+        </w:rPr>
+        <w:t xml:space="preserve">Role: </w:t>
+      </w:r>
+      <w:r>
+        <w:t>US chartered private bank + BD + ATS + TA + FinCEN MSB + state money-transmitter + CIRO + CSA + FINTRAC stack; operator of SF Private Pay (PSP) including Zeekash agent rails and MyATMen ATM network; card issuance; merchant acquiring.</w:t>
+      </w:r>
+    </w:p>
+    <w:p>
+      <w:pPr>
+        <w:spacing w:after="40"/>
+        <w:ind w:left="360"/>
+      </w:pPr>
+      <w:r>
+        <w:rPr>
+          <w:b/>
+        </w:rPr>
+        <w:t xml:space="preserve">Coordination with this Partnership: </w:t>
+      </w:r>
+      <w:r>
+        <w:t>Provides the regulated US/CA bank, BD, PSP, and card-issuance rails that every other named Lux ecosystem partner can plug into via the Lux backend (treasury / forex / bankd / amld).</w:t>
+      </w:r>
+    </w:p>
+    <w:p>
+      <w:pPr>
+        <w:spacing w:after="40"/>
+        <w:ind w:left="360"/>
+      </w:pPr>
+      <w:r>
+        <w:rPr>
+          <w:b/>
+        </w:rPr>
+        <w:t xml:space="preserve">Status: </w:t>
+      </w:r>
+      <w:r>
+        <w:t>Brief delivered (sfpb_integration_brief.pdf); awaiting kickoff per §7 of the brief.</w:t>
+      </w:r>
+    </w:p>
+    <w:p>
+      <w:pPr>
+        <w:spacing w:before="160" w:after="40"/>
+      </w:pPr>
+      <w:r>
+        <w:rPr>
+          <w:b/>
+        </w:rPr>
+        <w:t>AvaTrade Ltd.  (OG-SP-2026-AVA)</w:t>
+      </w:r>
+    </w:p>
+    <w:p>
+      <w:pPr>
+        <w:spacing w:after="40"/>
+        <w:ind w:left="360"/>
+      </w:pPr>
+      <w:r>
+        <w:rPr>
+          <w:b/>
+        </w:rPr>
+        <w:t xml:space="preserve">Region: </w:t>
+      </w:r>
+      <w:r>
+        <w:t>Ireland / EU / Australia / South Africa / UK / Japan / BVI / UAE.</w:t>
+      </w:r>
+    </w:p>
+    <w:p>
+      <w:pPr>
+        <w:spacing w:after="40"/>
+        <w:ind w:left="360"/>
+      </w:pPr>
+      <w:r>
+        <w:rPr>
+          <w:b/>
+        </w:rPr>
+        <w:t xml:space="preserve">Role: </w:t>
+      </w:r>
+      <w:r>
+        <w:t>Multi-jurisdiction regulated retail brokerage group (Ireland Central Bank, ASIC, FSCA, FCA, JFSA, BVI FSC, ADGM FSRA).</w:t>
+      </w:r>
+    </w:p>
+    <w:p>
+      <w:pPr>
+        <w:spacing w:after="40"/>
+        <w:ind w:left="360"/>
+      </w:pPr>
+      <w:r>
+        <w:rPr>
+          <w:b/>
+        </w:rPr>
+        <w:t xml:space="preserve">Coordination with this Partnership: </w:t>
+      </w:r>
+      <w:r>
+        <w:t>Uses SFPB for US-side IBAN equivalents (ACH + Fedwire), card funding via SF Private Pay, and access to the SF Private Bank ATS for US securities sleeves. Cross-currency settlement via forex/currencycloud and SFPB-coordinated FX. Customer onboarding via Simplici.io.</w:t>
+      </w:r>
+    </w:p>
+    <w:p>
+      <w:pPr>
+        <w:spacing w:after="40"/>
+        <w:ind w:left="360"/>
+      </w:pPr>
+      <w:r>
+        <w:rPr>
+          <w:b/>
+        </w:rPr>
+        <w:t xml:space="preserve">Status: </w:t>
+      </w:r>
+      <w:r>
+        <w:t>Agreement delivered.</w:t>
+      </w:r>
+    </w:p>
+    <w:p>
+      <w:pPr>
+        <w:spacing w:before="160" w:after="40"/>
+      </w:pPr>
+      <w:r>
+        <w:rPr>
+          <w:b/>
+        </w:rPr>
+        <w:t>Atmen Ltd.  (OG-SP-2026-ATM)</w:t>
+      </w:r>
+    </w:p>
+    <w:p>
+      <w:pPr>
+        <w:spacing w:after="40"/>
+        <w:ind w:left="360"/>
+      </w:pPr>
+      <w:r>
+        <w:rPr>
+          <w:b/>
+        </w:rPr>
+        <w:t xml:space="preserve">Region: </w:t>
+      </w:r>
+      <w:r>
+        <w:t>United Kingdom</w:t>
+      </w:r>
+    </w:p>
+    <w:p>
+      <w:pPr>
+        <w:spacing w:after="40"/>
+        <w:ind w:left="360"/>
+      </w:pPr>
+      <w:r>
+        <w:rPr>
+          <w:b/>
+        </w:rPr>
+        <w:t xml:space="preserve">Role: </w:t>
+      </w:r>
+      <w:r>
+        <w:t>Culture-led consumer banking and payments application (“Atmen --- Culture meets Currency”) serving an international diaspora customer base.</w:t>
+      </w:r>
+    </w:p>
+    <w:p>
+      <w:pPr>
+        <w:spacing w:after="40"/>
+        <w:ind w:left="360"/>
+      </w:pPr>
+      <w:r>
+        <w:rPr>
+          <w:b/>
+        </w:rPr>
+        <w:t xml:space="preserve">Coordination with this Partnership: </w:t>
+      </w:r>
+      <w:r>
+        <w:t>Uses SFPB for US-dollar deposit accounts, US-issued cards, ACH/wire/FedNow settlement, and stablecoin on/off-ramp. Cross-border GBP ↔ USD via forex/currencycloud + SFPB. Customer onboarding via Simplici.io. Reliance Agreement with SFPB for CIP records.</w:t>
+      </w:r>
+    </w:p>
+    <w:p>
+      <w:pPr>
+        <w:spacing w:after="40"/>
+        <w:ind w:left="360"/>
+      </w:pPr>
+      <w:r>
+        <w:rPr>
+          <w:b/>
+        </w:rPr>
+        <w:t xml:space="preserve">Status: </w:t>
+      </w:r>
+      <w:r>
+        <w:t>Agreement delivered.</w:t>
+      </w:r>
+    </w:p>
+    <w:p>
+      <w:pPr>
+        <w:spacing w:before="160" w:after="40"/>
+      </w:pPr>
+      <w:r>
+        <w:rPr>
+          <w:b/>
+        </w:rPr>
+        <w:t>Salaam Somali Bank  (OG-SP-2026-SSB)</w:t>
+      </w:r>
+    </w:p>
+    <w:p>
+      <w:pPr>
+        <w:spacing w:after="40"/>
+        <w:ind w:left="360"/>
+      </w:pPr>
+      <w:r>
+        <w:rPr>
+          <w:b/>
+        </w:rPr>
+        <w:t xml:space="preserve">Region: </w:t>
+      </w:r>
+      <w:r>
+        <w:t>Somalia + Horn of Africa diaspora</w:t>
+      </w:r>
+    </w:p>
+    <w:p>
+      <w:pPr>
+        <w:spacing w:after="40"/>
+        <w:ind w:left="360"/>
+      </w:pPr>
+      <w:r>
+        <w:rPr>
+          <w:b/>
+        </w:rPr>
+        <w:t xml:space="preserve">Role: </w:t>
+      </w:r>
+      <w:r>
+        <w:t>Somalia’s first privately owned commercial bank (2009); ~45% market share; ISO 9001:2015 certified; SWIFT member; primary banker of the Somali Federal Government; full Shariah-compliant product set (Murabahah, Mudharabah, Musharakah, Ijaarah).</w:t>
+      </w:r>
+    </w:p>
+    <w:p>
+      <w:pPr>
+        <w:spacing w:after="40"/>
+        <w:ind w:left="360"/>
+      </w:pPr>
+      <w:r>
+        <w:rPr>
+          <w:b/>
+        </w:rPr>
+        <w:t xml:space="preserve">Coordination with this Partnership: </w:t>
+      </w:r>
+      <w:r>
+        <w:t>Uses SFPB for the US/CA diaspora corridor (SFPay cash-in, card issuance to diaspora customers, USD wire settlement, Reg D 506(c) / Reg S Mudharabah subscriptions through SF Private Bank’s BD + ATS). Customer onboarding via Simplici.io with WRA reliance from both sides. Shariah Supervisory Board approval of every on-chain Mudharabah / Murabahah representation. Drought-linked parametric Takaful settled in stablecoin on Lux Network.</w:t>
+      </w:r>
+    </w:p>
+    <w:p>
+      <w:pPr>
+        <w:spacing w:after="40"/>
+        <w:ind w:left="360"/>
+      </w:pPr>
+      <w:r>
+        <w:rPr>
+          <w:b/>
+        </w:rPr>
+        <w:t xml:space="preserve">Status: </w:t>
+      </w:r>
+      <w:r>
+        <w:t>Strategic paper delivered (papers/lux-ssb-partnership/). Agreement generated in this session.</w:t>
+      </w:r>
+    </w:p>
+    <w:p>
+      <w:pPr>
+        <w:spacing w:before="200"/>
+        <w:jc w:val="left"/>
+      </w:pPr>
+      <w:r>
+        <w:t xml:space="preserve">The full ecosystem registry, including any partners added after the Effective Date of this Agreement, is maintained at </w:t>
+      </w:r>
+      <w:r>
+        <w:rPr>
+          <w:rFonts w:ascii="Courier New" w:hAnsi="Courier New"/>
+        </w:rPr>
+        <w:t>partnerships/ECOSYSTEM.md</w:t>
+      </w:r>
+      <w:r>
+        <w:t xml:space="preserve"> in the lux/legal repository. Counterparty acknowledges that the addition of further named partners does not amend or modify this Agreement; any commercial coordination beyond this Annex is governed by separate written documentation between Counterparty and the relevant third party.</w:t>
       </w:r>
     </w:p>
     <w:sectPr>
